--- a/public/documents/Sasa_Rakic_All_Languages_Resume.docx
+++ b/public/documents/Sasa_Rakic_All_Languages_Resume.docx
@@ -189,39 +189,14 @@
       </w:r>
       <w:r>
         <w:rPr>
-          <w:rFonts w:hint="default"/>
-          <w:lang w:val="en-US"/>
-        </w:rPr>
-        <w:fldChar w:fldCharType="begin"/>
-      </w:r>
-      <w:r>
-        <w:rPr>
-          <w:rFonts w:hint="default"/>
-          <w:lang w:val="en-US"/>
-        </w:rPr>
-        <w:instrText xml:space="preserve"> HYPERLINK "https://github.com/rakics" </w:instrText>
-      </w:r>
-      <w:r>
-        <w:rPr>
-          <w:rFonts w:hint="default"/>
-          <w:lang w:val="en-US"/>
-        </w:rPr>
-        <w:fldChar w:fldCharType="separate"/>
-      </w:r>
-      <w:r>
-        <w:rPr>
           <w:rStyle w:val="9"/>
-          <w:rFonts w:hint="default"/>
-          <w:lang w:val="en-US"/>
-        </w:rPr>
-        <w:t>https://github.com/rakics</w:t>
-      </w:r>
-      <w:r>
-        <w:rPr>
-          <w:rFonts w:hint="default"/>
-          <w:lang w:val="en-US"/>
-        </w:rPr>
-        <w:fldChar w:fldCharType="end"/>
+          <w:rFonts w:hint="default" w:ascii="Verdana" w:hAnsi="Verdana" w:eastAsia="Verdana"/>
+          <w:spacing w:val="0"/>
+          <w:position w:val="0"/>
+          <w:sz w:val="20"/>
+          <w:shd w:val="clear" w:color="auto" w:fill="auto"/>
+        </w:rPr>
+        <w:t>https://github.com/synergia-studio/</w:t>
       </w:r>
     </w:p>
     <w:p>
@@ -262,8 +237,10 @@
           <w:bCs/>
           <w:lang w:val="en-US"/>
         </w:rPr>
-        <w:t>Node.js demo project:</w:t>
-      </w:r>
+        <w:t>Node JS demo project:</w:t>
+      </w:r>
+      <w:bookmarkStart w:id="13" w:name="_GoBack"/>
+      <w:bookmarkEnd w:id="13"/>
     </w:p>
     <w:p>
       <w:pPr>
@@ -275,55 +252,66 @@
         <w:adjustRightInd w:val="0"/>
         <w:spacing w:line="200" w:lineRule="atLeast"/>
         <w:rPr>
-          <w:rFonts w:hint="default"/>
-          <w:b/>
-          <w:bCs/>
-          <w:lang w:val="en-US"/>
-        </w:rPr>
-      </w:pPr>
-      <w:r>
-        <w:rPr>
-          <w:rFonts w:hint="default"/>
-          <w:b w:val="0"/>
-          <w:bCs w:val="0"/>
-          <w:lang w:val="en-US"/>
+          <w:rFonts w:hint="default" w:ascii="Verdana" w:hAnsi="Verdana" w:eastAsia="Verdana"/>
+          <w:color w:val="000000"/>
+          <w:spacing w:val="0"/>
+          <w:position w:val="0"/>
+          <w:sz w:val="20"/>
+          <w:shd w:val="clear" w:color="auto" w:fill="auto"/>
+        </w:rPr>
+      </w:pPr>
+      <w:r>
+        <w:rPr>
+          <w:rFonts w:hint="default" w:ascii="Verdana" w:hAnsi="Verdana" w:eastAsia="Verdana"/>
+          <w:color w:val="000000"/>
+          <w:spacing w:val="0"/>
+          <w:position w:val="0"/>
+          <w:sz w:val="20"/>
+          <w:shd w:val="clear" w:color="auto" w:fill="auto"/>
         </w:rPr>
         <w:fldChar w:fldCharType="begin"/>
       </w:r>
       <w:r>
         <w:rPr>
-          <w:rFonts w:hint="default"/>
-          <w:b w:val="0"/>
-          <w:bCs w:val="0"/>
-          <w:lang w:val="en-US"/>
-        </w:rPr>
-        <w:instrText xml:space="preserve"> HYPERLINK "http://www.synergia-studio.rs/node-js-demo-site.zip" </w:instrText>
-      </w:r>
-      <w:r>
-        <w:rPr>
-          <w:rFonts w:hint="default"/>
-          <w:b w:val="0"/>
-          <w:bCs w:val="0"/>
-          <w:lang w:val="en-US"/>
+          <w:rFonts w:hint="default" w:ascii="Verdana" w:hAnsi="Verdana" w:eastAsia="Verdana"/>
+          <w:color w:val="000000"/>
+          <w:spacing w:val="0"/>
+          <w:position w:val="0"/>
+          <w:sz w:val="20"/>
+          <w:shd w:val="clear" w:color="auto" w:fill="auto"/>
+        </w:rPr>
+        <w:instrText xml:space="preserve"> HYPERLINK "https://github.com/synergia-studio/node-js-demo-site/" </w:instrText>
+      </w:r>
+      <w:r>
+        <w:rPr>
+          <w:rFonts w:hint="default" w:ascii="Verdana" w:hAnsi="Verdana" w:eastAsia="Verdana"/>
+          <w:color w:val="000000"/>
+          <w:spacing w:val="0"/>
+          <w:position w:val="0"/>
+          <w:sz w:val="20"/>
+          <w:shd w:val="clear" w:color="auto" w:fill="auto"/>
         </w:rPr>
         <w:fldChar w:fldCharType="separate"/>
       </w:r>
       <w:r>
         <w:rPr>
           <w:rStyle w:val="9"/>
-          <w:rFonts w:hint="default"/>
-          <w:b w:val="0"/>
-          <w:bCs w:val="0"/>
-          <w:lang w:val="en-US"/>
-        </w:rPr>
-        <w:t>http://www.synergia-studio.rs/node-js-demo-site.zip</w:t>
-      </w:r>
-      <w:r>
-        <w:rPr>
-          <w:rFonts w:hint="default"/>
-          <w:b w:val="0"/>
-          <w:bCs w:val="0"/>
-          <w:lang w:val="en-US"/>
+          <w:rFonts w:hint="default" w:ascii="Verdana" w:hAnsi="Verdana" w:eastAsia="Verdana"/>
+          <w:spacing w:val="0"/>
+          <w:position w:val="0"/>
+          <w:sz w:val="20"/>
+          <w:shd w:val="clear" w:color="auto" w:fill="auto"/>
+        </w:rPr>
+        <w:t>https://github.com/synergia-studio/node-js-demo-site/</w:t>
+      </w:r>
+      <w:r>
+        <w:rPr>
+          <w:rFonts w:hint="default" w:ascii="Verdana" w:hAnsi="Verdana" w:eastAsia="Verdana"/>
+          <w:color w:val="000000"/>
+          <w:spacing w:val="0"/>
+          <w:position w:val="0"/>
+          <w:sz w:val="20"/>
+          <w:shd w:val="clear" w:color="auto" w:fill="auto"/>
         </w:rPr>
         <w:fldChar w:fldCharType="end"/>
       </w:r>
@@ -338,7 +326,12 @@
         <w:adjustRightInd w:val="0"/>
         <w:spacing w:line="200" w:lineRule="atLeast"/>
         <w:rPr>
-          <w:rFonts w:hint="default"/>
+          <w:rFonts w:hint="default" w:ascii="Verdana" w:hAnsi="Verdana" w:eastAsia="Verdana"/>
+          <w:color w:val="000000"/>
+          <w:spacing w:val="0"/>
+          <w:position w:val="0"/>
+          <w:sz w:val="20"/>
+          <w:shd w:val="clear" w:color="auto" w:fill="auto"/>
           <w:lang w:val="en-US"/>
         </w:rPr>
       </w:pPr>
@@ -1229,8 +1222,6 @@
               </w:rPr>
               <w:t>, Linux</w:t>
             </w:r>
-            <w:bookmarkStart w:id="13" w:name="_GoBack"/>
-            <w:bookmarkEnd w:id="13"/>
           </w:p>
           <w:p>
             <w:pPr>
@@ -6714,6 +6705,7 @@
   </w:style>
   <w:style w:type="character" w:styleId="9">
     <w:name w:val="Hyperlink"/>
+    <w:basedOn w:val="6"/>
     <w:qFormat/>
     <w:uiPriority w:val="0"/>
     <w:rPr>

--- a/public/documents/Sasa_Rakic_All_Languages_Resume.docx
+++ b/public/documents/Sasa_Rakic_All_Languages_Resume.docx
@@ -239,8 +239,6 @@
         </w:rPr>
         <w:t>Node JS demo project:</w:t>
       </w:r>
-      <w:bookmarkStart w:id="13" w:name="_GoBack"/>
-      <w:bookmarkEnd w:id="13"/>
     </w:p>
     <w:p>
       <w:pPr>
@@ -332,7 +330,6 @@
           <w:position w:val="0"/>
           <w:sz w:val="20"/>
           <w:shd w:val="clear" w:color="auto" w:fill="auto"/>
-          <w:lang w:val="en-US"/>
         </w:rPr>
       </w:pPr>
     </w:p>
@@ -359,7 +356,7 @@
           <w:bCs/>
           <w:lang w:val="en-US"/>
         </w:rPr>
-        <w:t>I am working on creating Laravel 12 shopping cart demo:</w:t>
+        <w:t>Python demo project (Django, Flask, SQLAlchemy, MySqlClient):</w:t>
       </w:r>
     </w:p>
     <w:p>
@@ -372,6 +369,137 @@
         <w:adjustRightInd w:val="0"/>
         <w:spacing w:line="200" w:lineRule="atLeast"/>
         <w:rPr>
+          <w:rFonts w:hint="default" w:ascii="Verdana" w:hAnsi="Verdana" w:eastAsia="Verdana"/>
+          <w:color w:val="000000"/>
+          <w:spacing w:val="0"/>
+          <w:position w:val="0"/>
+          <w:sz w:val="20"/>
+          <w:shd w:val="clear" w:color="auto" w:fill="auto"/>
+        </w:rPr>
+      </w:pPr>
+      <w:r>
+        <w:rPr>
+          <w:rFonts w:hint="default" w:ascii="Verdana" w:hAnsi="Verdana" w:eastAsia="Verdana"/>
+          <w:color w:val="000000"/>
+          <w:spacing w:val="0"/>
+          <w:position w:val="0"/>
+          <w:sz w:val="20"/>
+          <w:shd w:val="clear" w:color="auto" w:fill="auto"/>
+        </w:rPr>
+        <w:fldChar w:fldCharType="begin"/>
+      </w:r>
+      <w:r>
+        <w:rPr>
+          <w:rFonts w:hint="default" w:ascii="Verdana" w:hAnsi="Verdana" w:eastAsia="Verdana"/>
+          <w:color w:val="000000"/>
+          <w:spacing w:val="0"/>
+          <w:position w:val="0"/>
+          <w:sz w:val="20"/>
+          <w:shd w:val="clear" w:color="auto" w:fill="auto"/>
+        </w:rPr>
+        <w:instrText xml:space="preserve"> HYPERLINK "https://github.com/synergia-studio/python-demo-site" </w:instrText>
+      </w:r>
+      <w:r>
+        <w:rPr>
+          <w:rFonts w:hint="default" w:ascii="Verdana" w:hAnsi="Verdana" w:eastAsia="Verdana"/>
+          <w:color w:val="000000"/>
+          <w:spacing w:val="0"/>
+          <w:position w:val="0"/>
+          <w:sz w:val="20"/>
+          <w:shd w:val="clear" w:color="auto" w:fill="auto"/>
+        </w:rPr>
+        <w:fldChar w:fldCharType="separate"/>
+      </w:r>
+      <w:r>
+        <w:rPr>
+          <w:rStyle w:val="9"/>
+          <w:rFonts w:hint="default" w:ascii="Verdana" w:hAnsi="Verdana" w:eastAsia="Verdana"/>
+          <w:spacing w:val="0"/>
+          <w:position w:val="0"/>
+          <w:sz w:val="20"/>
+          <w:shd w:val="clear" w:color="auto" w:fill="auto"/>
+        </w:rPr>
+        <w:t>https://github.com/synergia-studio/python-demo-site</w:t>
+      </w:r>
+      <w:r>
+        <w:rPr>
+          <w:rFonts w:hint="default" w:ascii="Verdana" w:hAnsi="Verdana" w:eastAsia="Verdana"/>
+          <w:color w:val="000000"/>
+          <w:spacing w:val="0"/>
+          <w:position w:val="0"/>
+          <w:sz w:val="20"/>
+          <w:shd w:val="clear" w:color="auto" w:fill="auto"/>
+        </w:rPr>
+        <w:fldChar w:fldCharType="end"/>
+      </w:r>
+    </w:p>
+    <w:p>
+      <w:pPr>
+        <w:tabs>
+          <w:tab w:val="left" w:pos="540"/>
+        </w:tabs>
+        <w:autoSpaceDE w:val="0"/>
+        <w:autoSpaceDN w:val="0"/>
+        <w:adjustRightInd w:val="0"/>
+        <w:spacing w:line="200" w:lineRule="atLeast"/>
+        <w:rPr>
+          <w:rFonts w:hint="default" w:ascii="Verdana" w:hAnsi="Verdana" w:eastAsia="Verdana"/>
+          <w:color w:val="000000"/>
+          <w:spacing w:val="0"/>
+          <w:position w:val="0"/>
+          <w:sz w:val="20"/>
+          <w:shd w:val="clear" w:color="auto" w:fill="auto"/>
+          <w:lang w:val="en-US"/>
+        </w:rPr>
+      </w:pPr>
+    </w:p>
+    <w:p>
+      <w:pPr>
+        <w:tabs>
+          <w:tab w:val="left" w:pos="540"/>
+        </w:tabs>
+        <w:autoSpaceDE w:val="0"/>
+        <w:autoSpaceDN w:val="0"/>
+        <w:adjustRightInd w:val="0"/>
+        <w:spacing w:line="200" w:lineRule="atLeast"/>
+        <w:rPr>
+          <w:rFonts w:hint="default"/>
+          <w:b/>
+          <w:bCs/>
+          <w:lang w:val="en-US"/>
+        </w:rPr>
+      </w:pPr>
+      <w:r>
+        <w:rPr>
+          <w:rFonts w:hint="default"/>
+          <w:b/>
+          <w:bCs/>
+          <w:lang w:val="en-US"/>
+        </w:rPr>
+        <w:t>I am working on creating Laravel 12 shopping cart project</w:t>
+      </w:r>
+      <w:bookmarkStart w:id="13" w:name="_GoBack"/>
+      <w:bookmarkEnd w:id="13"/>
+      <w:r>
+        <w:rPr>
+          <w:rFonts w:hint="default"/>
+          <w:b/>
+          <w:bCs/>
+          <w:lang w:val="en-US"/>
+        </w:rPr>
+        <w:t>:</w:t>
+      </w:r>
+    </w:p>
+    <w:p>
+      <w:pPr>
+        <w:tabs>
+          <w:tab w:val="left" w:pos="540"/>
+        </w:tabs>
+        <w:autoSpaceDE w:val="0"/>
+        <w:autoSpaceDN w:val="0"/>
+        <w:adjustRightInd w:val="0"/>
+        <w:spacing w:line="200" w:lineRule="atLeast"/>
+        <w:rPr>
           <w:rFonts w:hint="default"/>
           <w:lang w:val="en-US"/>
         </w:rPr>
@@ -388,7 +516,7 @@
           <w:rFonts w:hint="default"/>
           <w:lang w:val="en-US"/>
         </w:rPr>
-        <w:instrText xml:space="preserve"> HYPERLINK "http://www.synergia-studio.rs/laravel-12-shopping-cart-demo.zip" </w:instrText>
+        <w:instrText xml:space="preserve"> HYPERLINK "https://github.com/synergia-studio/laravel-12-shopping-cart-demo" </w:instrText>
       </w:r>
       <w:r>
         <w:rPr>
@@ -403,7 +531,7 @@
           <w:rFonts w:hint="default"/>
           <w:lang w:val="en-US"/>
         </w:rPr>
-        <w:t>http://www.synergia-studio.rs/laravel-12-shopping-cart-demo.zip</w:t>
+        <w:t>https://github.com/synergia-studio/laravel-12-shopping-cart-demo</w:t>
       </w:r>
       <w:r>
         <w:rPr>
